--- a/src/content/bios/Oreja-M 2017.docx
+++ b/src/content/bios/Oreja-M 2017.docx
@@ -1,6 +1,6 @@
 
 <file path=word/document.xml><?xml version="1.0" encoding="utf-8"?>
-<w:document xmlns:wpc="http://schemas.microsoft.com/office/word/2010/wordprocessingCanvas" xmlns:cx="http://schemas.microsoft.com/office/drawing/2014/chartex" xmlns:cx1="http://schemas.microsoft.com/office/drawing/2015/9/8/chartex" xmlns:cx2="http://schemas.microsoft.com/office/drawing/2015/10/21/chartex" xmlns:cx3="http://schemas.microsoft.com/office/drawing/2016/5/9/chartex" xmlns:cx4="http://schemas.microsoft.com/office/drawing/2016/5/10/chartex" xmlns:cx5="http://schemas.microsoft.com/office/drawing/2016/5/11/chartex" xmlns:cx6="http://schemas.microsoft.com/office/drawing/2016/5/12/chartex" xmlns:cx7="http://schemas.microsoft.com/office/drawing/2016/5/13/chartex" xmlns:cx8="http://schemas.microsoft.com/office/drawing/2016/5/14/chartex" xmlns:mc="http://schemas.openxmlformats.org/markup-compatibility/2006" xmlns:aink="http://schemas.microsoft.com/office/drawing/2016/ink" xmlns:am3d="http://schemas.microsoft.com/office/drawing/2017/model3d" xmlns:o="urn:schemas-microsoft-com:office:office" xmlns:oel="http://schemas.microsoft.com/office/2019/extlst" xmlns:r="http://schemas.openxmlformats.org/officeDocument/2006/relationships" xmlns:m="http://schemas.openxmlformats.org/officeDocument/2006/math" xmlns:v="urn:schemas-microsoft-com:vml" xmlns:wp14="http://schemas.microsoft.com/office/word/2010/wordprocessingDrawing" xmlns:wp="http://schemas.openxmlformats.org/drawingml/2006/wordprocessingDrawing" xmlns:w10="urn:schemas-microsoft-com:office:word" xmlns:w="http://schemas.openxmlformats.org/wordprocessingml/2006/main" xmlns:w14="http://schemas.microsoft.com/office/word/2010/wordml" xmlns:w15="http://schemas.microsoft.com/office/word/2012/wordml" xmlns:w16cex="http://schemas.microsoft.com/office/word/2018/wordml/cex" xmlns:w16cid="http://schemas.microsoft.com/office/word/2016/wordml/cid" xmlns:w16="http://schemas.microsoft.com/office/word/2018/wordml" xmlns:w16du="http://schemas.microsoft.com/office/word/2023/wordml/word16du" xmlns:w16sdtdh="http://schemas.microsoft.com/office/word/2020/wordml/sdtdatahash" xmlns:w16sdtfl="http://schemas.microsoft.com/office/word/2024/wordml/sdtformatlock" xmlns:w16se="http://schemas.microsoft.com/office/word/2015/wordml/symex" xmlns:wpg="http://schemas.microsoft.com/office/word/2010/wordprocessingGroup" xmlns:wpi="http://schemas.microsoft.com/office/word/2010/wordprocessingInk" xmlns:wne="http://schemas.microsoft.com/office/word/2006/wordml" xmlns:wps="http://schemas.microsoft.com/office/word/2010/wordprocessingShape" mc:Ignorable="w14 w15 w16se w16cid w16 w16cex w16sdtdh w16sdtfl w16du wp14">
+<w:document xmlns:wpc="http://schemas.microsoft.com/office/word/2010/wordprocessingCanvas" xmlns:cx="http://schemas.microsoft.com/office/drawing/2014/chartex" xmlns:cx1="http://schemas.microsoft.com/office/drawing/2015/9/8/chartex" xmlns:cx2="http://schemas.microsoft.com/office/drawing/2015/10/21/chartex" xmlns:cx3="http://schemas.microsoft.com/office/drawing/2016/5/9/chartex" xmlns:cx4="http://schemas.microsoft.com/office/drawing/2016/5/10/chartex" xmlns:cx5="http://schemas.microsoft.com/office/drawing/2016/5/11/chartex" xmlns:cx6="http://schemas.microsoft.com/office/drawing/2016/5/12/chartex" xmlns:cx7="http://schemas.microsoft.com/office/drawing/2016/5/13/chartex" xmlns:cx8="http://schemas.microsoft.com/office/drawing/2016/5/14/chartex" xmlns:mc="http://schemas.openxmlformats.org/markup-compatibility/2006" xmlns:m="http://schemas.openxmlformats.org/officeDocument/2006/math" xmlns:aink="http://schemas.microsoft.com/office/drawing/2016/ink" xmlns:am3d="http://schemas.microsoft.com/office/drawing/2017/model3d" xmlns:oel="http://schemas.microsoft.com/office/2019/extlst" xmlns:r="http://schemas.openxmlformats.org/officeDocument/2006/relationships" xmlns:wp14="http://schemas.microsoft.com/office/word/2010/wordprocessingDrawing" xmlns:wp="http://schemas.openxmlformats.org/drawingml/2006/wordprocessingDrawing" xmlns:wpg="http://schemas.microsoft.com/office/word/2010/wordprocessingGroup" xmlns:wpi="http://schemas.microsoft.com/office/word/2010/wordprocessingInk" xmlns:wps="http://schemas.microsoft.com/office/word/2010/wordprocessingShape" xmlns:o="urn:schemas-microsoft-com:office:office" xmlns:v="urn:schemas-microsoft-com:vml" xmlns:w10="urn:schemas-microsoft-com:office:word" xmlns:w="http://schemas.openxmlformats.org/wordprocessingml/2006/main" xmlns:w14="http://schemas.microsoft.com/office/word/2010/wordml" xmlns:w15="http://schemas.microsoft.com/office/word/2012/wordml" xmlns:w16cei="http://schemas.microsoft.com/office/word/2026/wordml/cei" xmlns:w16cex="http://schemas.microsoft.com/office/word/2018/wordml/cex" xmlns:w16cid="http://schemas.microsoft.com/office/word/2016/wordml/cid" xmlns:w16="http://schemas.microsoft.com/office/word/2018/wordml" xmlns:w16sdtdh="http://schemas.microsoft.com/office/word/2020/wordml/sdtdatahash" xmlns:w16sdtfl="http://schemas.microsoft.com/office/word/2024/wordml/sdtformatlock" xmlns:w16se="http://schemas.microsoft.com/office/word/2015/wordml/symex" xmlns:w16du="http://schemas.microsoft.com/office/word/2023/wordml/word16du" xmlns:wne="http://schemas.microsoft.com/office/word/2006/wordml" mc:Ignorable="w14 w15 w16se w16cid w16 w16cex w16sdtdh w16sdtfl w16du wp14">
   <w:body>
     <w:p>
       <w:pPr>
@@ -240,13 +240,12 @@
           <w:noProof/>
           <w:sz w:val="24"/>
           <w:szCs w:val="24"/>
-          <w:lang w:val="nl-NL" w:eastAsia="nl-NL"/>
         </w:rPr>
         <w:drawing>
-          <wp:inline distT="0" distB="0" distL="0" distR="0" wp14:anchorId="684E0C4D" wp14:editId="3558C3A3">
-            <wp:extent cx="1711109" cy="2343785"/>
-            <wp:effectExtent l="0" t="0" r="3810" b="5715"/>
-            <wp:docPr id="1" name="Imagen 1"/>
+          <wp:inline distT="0" distB="0" distL="0" distR="0" wp14:anchorId="1F593EBC" wp14:editId="1CE0EE64">
+            <wp:extent cx="1688637" cy="2515646"/>
+            <wp:effectExtent l="0" t="0" r="635" b="0"/>
+            <wp:docPr id="435535968" name="Afbeelding 1"/>
             <wp:cNvGraphicFramePr>
               <a:graphicFrameLocks xmlns:a="http://schemas.openxmlformats.org/drawingml/2006/main" noChangeAspect="1"/>
             </wp:cNvGraphicFramePr>
@@ -254,36 +253,29 @@
               <a:graphicData uri="http://schemas.openxmlformats.org/drawingml/2006/picture">
                 <pic:pic xmlns:pic="http://schemas.openxmlformats.org/drawingml/2006/picture">
                   <pic:nvPicPr>
-                    <pic:cNvPr id="0" name="Picture 1"/>
-                    <pic:cNvPicPr>
-                      <a:picLocks noChangeAspect="1" noChangeArrowheads="1"/>
-                    </pic:cNvPicPr>
+                    <pic:cNvPr id="435535968" name="Afbeelding 435535968"/>
+                    <pic:cNvPicPr/>
                   </pic:nvPicPr>
                   <pic:blipFill>
-                    <a:blip r:embed="rId7">
+                    <a:blip r:embed="rId7" cstate="print">
                       <a:extLst>
                         <a:ext uri="{28A0092B-C50C-407E-A947-70E740481C1C}">
                           <a14:useLocalDpi xmlns:a14="http://schemas.microsoft.com/office/drawing/2010/main" val="0"/>
                         </a:ext>
                       </a:extLst>
                     </a:blip>
-                    <a:srcRect/>
                     <a:stretch>
                       <a:fillRect/>
                     </a:stretch>
                   </pic:blipFill>
-                  <pic:spPr bwMode="auto">
+                  <pic:spPr>
                     <a:xfrm>
                       <a:off x="0" y="0"/>
-                      <a:ext cx="1743575" cy="2388255"/>
+                      <a:ext cx="1712965" cy="2551888"/>
                     </a:xfrm>
                     <a:prstGeom prst="rect">
                       <a:avLst/>
                     </a:prstGeom>
-                    <a:noFill/>
-                    <a:ln>
-                      <a:noFill/>
-                    </a:ln>
                   </pic:spPr>
                 </pic:pic>
               </a:graphicData>
@@ -308,18 +300,24 @@
         </w:rPr>
         <w:t xml:space="preserve">Source: </w:t>
       </w:r>
-      <w:hyperlink r:id="rId8" w:history="1">
-        <w:r>
-          <w:rPr>
-            <w:rStyle w:val="Hyperlink"/>
-            <w:rFonts w:ascii="Times New Roman" w:hAnsi="Times New Roman" w:cs="Times New Roman"/>
-            <w:sz w:val="24"/>
-            <w:szCs w:val="24"/>
-            <w:u w:val="none"/>
-          </w:rPr>
-          <w:t>www.cvce.eu/obj/marcelino_oreja_aguirre-fr-a7ca40a3-d5fa-4e7a-a2ad-ccbda090c2cb.html</w:t>
-        </w:r>
-      </w:hyperlink>
+      <w:proofErr w:type="spellStart"/>
+      <w:r>
+        <w:rPr>
+          <w:rFonts w:ascii="Times New Roman" w:hAnsi="Times New Roman" w:cs="Times New Roman"/>
+          <w:sz w:val="24"/>
+          <w:szCs w:val="24"/>
+        </w:rPr>
+        <w:t>Oreja</w:t>
+      </w:r>
+      <w:proofErr w:type="spellEnd"/>
+      <w:r>
+        <w:rPr>
+          <w:rFonts w:ascii="Times New Roman" w:hAnsi="Times New Roman" w:cs="Times New Roman"/>
+          <w:sz w:val="24"/>
+          <w:szCs w:val="24"/>
+        </w:rPr>
+        <w:t>, 10 May 1994, European Union 2026, photographer Christian Lambiotte</w:t>
+      </w:r>
     </w:p>
     <w:p>
       <w:pPr>
@@ -2531,7 +2529,16 @@
           <w:sz w:val="24"/>
           <w:szCs w:val="24"/>
         </w:rPr>
-        <w:t>Antonio Oya</w:t>
+        <w:t xml:space="preserve">Antonio </w:t>
+      </w:r>
+      <w:proofErr w:type="spellStart"/>
+      <w:r>
+        <w:rPr>
+          <w:rFonts w:ascii="Times New Roman" w:hAnsi="Times New Roman" w:cs="Times New Roman"/>
+          <w:sz w:val="24"/>
+          <w:szCs w:val="24"/>
+        </w:rPr>
+        <w:t>Oya</w:t>
       </w:r>
       <w:r>
         <w:rPr>
@@ -2549,6 +2556,7 @@
         </w:rPr>
         <w:t>bal</w:t>
       </w:r>
+      <w:proofErr w:type="spellEnd"/>
       <w:r>
         <w:rPr>
           <w:rFonts w:ascii="Times New Roman" w:hAnsi="Times New Roman" w:cs="Times New Roman"/>
@@ -5869,6 +5877,7 @@
         </w:rPr>
         <w:t xml:space="preserve">, </w:t>
       </w:r>
+      <w:proofErr w:type="spellStart"/>
       <w:r>
         <w:rPr>
           <w:rFonts w:ascii="Times New Roman" w:hAnsi="Times New Roman" w:cs="Times New Roman"/>
@@ -5885,6 +5894,7 @@
         </w:rPr>
         <w:t>s</w:t>
       </w:r>
+      <w:proofErr w:type="spellEnd"/>
       <w:r>
         <w:rPr>
           <w:rFonts w:ascii="Times New Roman" w:hAnsi="Times New Roman" w:cs="Times New Roman"/>
@@ -9558,25 +9568,7 @@
           <w:sz w:val="24"/>
           <w:szCs w:val="24"/>
         </w:rPr>
-        <w:t xml:space="preserve"> and </w:t>
-      </w:r>
-      <w:proofErr w:type="gramStart"/>
-      <w:r>
-        <w:rPr>
-          <w:rFonts w:ascii="Times New Roman" w:hAnsi="Times New Roman" w:cs="Times New Roman"/>
-          <w:sz w:val="24"/>
-          <w:szCs w:val="24"/>
-        </w:rPr>
-        <w:t>had an effect on</w:t>
-      </w:r>
-      <w:proofErr w:type="gramEnd"/>
-      <w:r>
-        <w:rPr>
-          <w:rFonts w:ascii="Times New Roman" w:hAnsi="Times New Roman" w:cs="Times New Roman"/>
-          <w:sz w:val="24"/>
-          <w:szCs w:val="24"/>
-        </w:rPr>
-        <w:t xml:space="preserve"> student mobility and </w:t>
+        <w:t xml:space="preserve"> and had an effect on student mobility and </w:t>
       </w:r>
       <w:r>
         <w:rPr>
@@ -13225,7 +13217,7 @@
         </w:rPr>
         <w:t>7 the Carlos V European Award for ‘his lifelong contribution to the process of European construction and integration’ (</w:t>
       </w:r>
-      <w:hyperlink r:id="rId9" w:history="1">
+      <w:hyperlink r:id="rId8" w:history="1">
         <w:r>
           <w:rPr>
             <w:rStyle w:val="Hyperlink"/>
@@ -13351,7 +13343,7 @@
         </w:rPr>
         <w:t xml:space="preserve"> </w:t>
       </w:r>
-      <w:hyperlink r:id="rId10" w:history="1">
+      <w:hyperlink r:id="rId9" w:history="1">
         <w:r>
           <w:rPr>
             <w:rStyle w:val="Hyperlink"/>
@@ -13551,7 +13543,7 @@
         </w:rPr>
         <w:t xml:space="preserve"> </w:t>
       </w:r>
-      <w:hyperlink r:id="rId11" w:history="1">
+      <w:hyperlink r:id="rId10" w:history="1">
         <w:r>
           <w:rPr>
             <w:rStyle w:val="Hyperlink"/>
@@ -13885,15 +13877,25 @@
         </w:rPr>
         <w:t xml:space="preserve">, Barcelona 1987; </w:t>
       </w:r>
-      <w:r>
-        <w:rPr>
-          <w:rFonts w:ascii="Times New Roman" w:hAnsi="Times New Roman" w:cs="Times New Roman"/>
-          <w:sz w:val="24"/>
-          <w:szCs w:val="24"/>
-        </w:rPr>
-        <w:t xml:space="preserve">Oreja’s 1988 letter on the future of the Council of Europe is available at </w:t>
-      </w:r>
-      <w:hyperlink r:id="rId12" w:history="1">
+      <w:proofErr w:type="spellStart"/>
+      <w:r>
+        <w:rPr>
+          <w:rFonts w:ascii="Times New Roman" w:hAnsi="Times New Roman" w:cs="Times New Roman"/>
+          <w:sz w:val="24"/>
+          <w:szCs w:val="24"/>
+        </w:rPr>
+        <w:t>Oreja’s</w:t>
+      </w:r>
+      <w:proofErr w:type="spellEnd"/>
+      <w:r>
+        <w:rPr>
+          <w:rFonts w:ascii="Times New Roman" w:hAnsi="Times New Roman" w:cs="Times New Roman"/>
+          <w:sz w:val="24"/>
+          <w:szCs w:val="24"/>
+        </w:rPr>
+        <w:t xml:space="preserve"> 1988 letter on the future of the Council of Europe is available at </w:t>
+      </w:r>
+      <w:hyperlink r:id="rId11" w:history="1">
         <w:r>
           <w:rPr>
             <w:rStyle w:val="Hyperlink"/>
@@ -13931,7 +13933,7 @@
           <w:sz w:val="24"/>
           <w:szCs w:val="24"/>
         </w:rPr>
-        <w:t>‘</w:t>
+        <w:t xml:space="preserve">‘Nuevas </w:t>
       </w:r>
       <w:proofErr w:type="spellStart"/>
       <w:r>
@@ -13940,7 +13942,7 @@
           <w:sz w:val="24"/>
           <w:szCs w:val="24"/>
         </w:rPr>
-        <w:t>Nuevas</w:t>
+        <w:t>relaciones</w:t>
       </w:r>
       <w:proofErr w:type="spellEnd"/>
       <w:r>
@@ -13958,7 +13960,7 @@
           <w:sz w:val="24"/>
           <w:szCs w:val="24"/>
         </w:rPr>
-        <w:t>relaciones</w:t>
+        <w:t>intereuropeas</w:t>
       </w:r>
       <w:proofErr w:type="spellEnd"/>
       <w:r>
@@ -13967,34 +13969,84 @@
           <w:sz w:val="24"/>
           <w:szCs w:val="24"/>
         </w:rPr>
+        <w:t>’ in</w:t>
+      </w:r>
+      <w:r>
+        <w:rPr>
+          <w:rFonts w:ascii="Times New Roman" w:hAnsi="Times New Roman" w:cs="Times New Roman"/>
+          <w:i/>
+          <w:sz w:val="24"/>
+          <w:szCs w:val="24"/>
+        </w:rPr>
         <w:t xml:space="preserve"> </w:t>
       </w:r>
       <w:proofErr w:type="spellStart"/>
       <w:r>
         <w:rPr>
           <w:rFonts w:ascii="Times New Roman" w:hAnsi="Times New Roman" w:cs="Times New Roman"/>
-          <w:sz w:val="24"/>
-          <w:szCs w:val="24"/>
-        </w:rPr>
-        <w:t>intereuropeas</w:t>
+          <w:i/>
+          <w:sz w:val="24"/>
+          <w:szCs w:val="24"/>
+        </w:rPr>
+        <w:t>Estudios</w:t>
       </w:r>
       <w:proofErr w:type="spellEnd"/>
       <w:r>
         <w:rPr>
           <w:rFonts w:ascii="Times New Roman" w:hAnsi="Times New Roman" w:cs="Times New Roman"/>
-          <w:sz w:val="24"/>
-          <w:szCs w:val="24"/>
-        </w:rPr>
-        <w:t>’ in</w:t>
-      </w:r>
-      <w:r>
-        <w:rPr>
-          <w:rFonts w:ascii="Times New Roman" w:hAnsi="Times New Roman" w:cs="Times New Roman"/>
           <w:i/>
           <w:sz w:val="24"/>
           <w:szCs w:val="24"/>
         </w:rPr>
-        <w:t xml:space="preserve"> </w:t>
+        <w:t xml:space="preserve"> de Política Exterior</w:t>
+      </w:r>
+      <w:r>
+        <w:rPr>
+          <w:rFonts w:ascii="Times New Roman" w:hAnsi="Times New Roman" w:cs="Times New Roman"/>
+          <w:sz w:val="24"/>
+          <w:szCs w:val="24"/>
+        </w:rPr>
+        <w:t xml:space="preserve">, </w:t>
+      </w:r>
+      <w:r>
+        <w:rPr>
+          <w:rFonts w:ascii="Times New Roman" w:hAnsi="Times New Roman" w:cs="Times New Roman"/>
+          <w:sz w:val="24"/>
+          <w:szCs w:val="24"/>
+        </w:rPr>
+        <w:t xml:space="preserve">5/22, </w:t>
+      </w:r>
+      <w:r>
+        <w:rPr>
+          <w:rFonts w:ascii="Times New Roman" w:hAnsi="Times New Roman" w:cs="Times New Roman"/>
+          <w:sz w:val="24"/>
+          <w:szCs w:val="24"/>
+        </w:rPr>
+        <w:t>1991</w:t>
+      </w:r>
+      <w:r>
+        <w:rPr>
+          <w:rFonts w:ascii="Times New Roman" w:hAnsi="Times New Roman" w:cs="Times New Roman"/>
+          <w:sz w:val="24"/>
+          <w:szCs w:val="24"/>
+        </w:rPr>
+        <w:t>,</w:t>
+      </w:r>
+      <w:r>
+        <w:rPr>
+          <w:rFonts w:ascii="Times New Roman" w:hAnsi="Times New Roman" w:cs="Times New Roman"/>
+          <w:sz w:val="24"/>
+          <w:szCs w:val="24"/>
+        </w:rPr>
+        <w:t xml:space="preserve"> 68-81</w:t>
+      </w:r>
+      <w:r>
+        <w:rPr>
+          <w:rFonts w:ascii="Times New Roman" w:hAnsi="Times New Roman" w:cs="Times New Roman"/>
+          <w:sz w:val="24"/>
+          <w:szCs w:val="24"/>
+        </w:rPr>
+        <w:t xml:space="preserve">; </w:t>
       </w:r>
       <w:proofErr w:type="spellStart"/>
       <w:r>
@@ -14004,7 +14056,7 @@
           <w:sz w:val="24"/>
           <w:szCs w:val="24"/>
         </w:rPr>
-        <w:t>Estudios</w:t>
+        <w:t>L’ère</w:t>
       </w:r>
       <w:proofErr w:type="spellEnd"/>
       <w:r>
@@ -14014,55 +14066,7 @@
           <w:sz w:val="24"/>
           <w:szCs w:val="24"/>
         </w:rPr>
-        <w:t xml:space="preserve"> de Política Exterior</w:t>
-      </w:r>
-      <w:r>
-        <w:rPr>
-          <w:rFonts w:ascii="Times New Roman" w:hAnsi="Times New Roman" w:cs="Times New Roman"/>
-          <w:sz w:val="24"/>
-          <w:szCs w:val="24"/>
-        </w:rPr>
-        <w:t xml:space="preserve">, </w:t>
-      </w:r>
-      <w:r>
-        <w:rPr>
-          <w:rFonts w:ascii="Times New Roman" w:hAnsi="Times New Roman" w:cs="Times New Roman"/>
-          <w:sz w:val="24"/>
-          <w:szCs w:val="24"/>
-        </w:rPr>
-        <w:t xml:space="preserve">5/22, </w:t>
-      </w:r>
-      <w:r>
-        <w:rPr>
-          <w:rFonts w:ascii="Times New Roman" w:hAnsi="Times New Roman" w:cs="Times New Roman"/>
-          <w:sz w:val="24"/>
-          <w:szCs w:val="24"/>
-        </w:rPr>
-        <w:t>1991</w:t>
-      </w:r>
-      <w:r>
-        <w:rPr>
-          <w:rFonts w:ascii="Times New Roman" w:hAnsi="Times New Roman" w:cs="Times New Roman"/>
-          <w:sz w:val="24"/>
-          <w:szCs w:val="24"/>
-        </w:rPr>
-        <w:t>,</w:t>
-      </w:r>
-      <w:r>
-        <w:rPr>
-          <w:rFonts w:ascii="Times New Roman" w:hAnsi="Times New Roman" w:cs="Times New Roman"/>
-          <w:sz w:val="24"/>
-          <w:szCs w:val="24"/>
-        </w:rPr>
-        <w:t xml:space="preserve"> 68-81</w:t>
-      </w:r>
-      <w:r>
-        <w:rPr>
-          <w:rFonts w:ascii="Times New Roman" w:hAnsi="Times New Roman" w:cs="Times New Roman"/>
-          <w:sz w:val="24"/>
-          <w:szCs w:val="24"/>
-        </w:rPr>
-        <w:t xml:space="preserve">; </w:t>
+        <w:t xml:space="preserve"> numérique et la politique </w:t>
       </w:r>
       <w:proofErr w:type="spellStart"/>
       <w:r>
@@ -14072,7 +14076,7 @@
           <w:sz w:val="24"/>
           <w:szCs w:val="24"/>
         </w:rPr>
-        <w:t>L’ère</w:t>
+        <w:t>audiovisuelle</w:t>
       </w:r>
       <w:proofErr w:type="spellEnd"/>
       <w:r>
@@ -14082,7 +14086,7 @@
           <w:sz w:val="24"/>
           <w:szCs w:val="24"/>
         </w:rPr>
-        <w:t xml:space="preserve"> numérique et la politique </w:t>
+        <w:t xml:space="preserve"> </w:t>
       </w:r>
       <w:proofErr w:type="spellStart"/>
       <w:r>
@@ -14092,16 +14096,35 @@
           <w:sz w:val="24"/>
           <w:szCs w:val="24"/>
         </w:rPr>
-        <w:t>audiovisuelle</w:t>
+        <w:t>européenne</w:t>
       </w:r>
       <w:proofErr w:type="spellEnd"/>
       <w:r>
         <w:rPr>
           <w:rFonts w:ascii="Times New Roman" w:hAnsi="Times New Roman" w:cs="Times New Roman"/>
+          <w:sz w:val="24"/>
+          <w:szCs w:val="24"/>
+        </w:rPr>
+        <w:t xml:space="preserve">, Luxembourg 1998; </w:t>
+      </w:r>
+      <w:proofErr w:type="spellStart"/>
+      <w:r>
+        <w:rPr>
+          <w:rFonts w:ascii="Times New Roman" w:hAnsi="Times New Roman" w:cs="Times New Roman"/>
           <w:i/>
           <w:sz w:val="24"/>
           <w:szCs w:val="24"/>
         </w:rPr>
+        <w:t>Reflexiones</w:t>
+      </w:r>
+      <w:proofErr w:type="spellEnd"/>
+      <w:r>
+        <w:rPr>
+          <w:rFonts w:ascii="Times New Roman" w:hAnsi="Times New Roman" w:cs="Times New Roman"/>
+          <w:i/>
+          <w:sz w:val="24"/>
+          <w:szCs w:val="24"/>
+        </w:rPr>
         <w:t xml:space="preserve"> </w:t>
       </w:r>
       <w:proofErr w:type="spellStart"/>
@@ -14112,16 +14135,34 @@
           <w:sz w:val="24"/>
           <w:szCs w:val="24"/>
         </w:rPr>
-        <w:t>européenne</w:t>
+        <w:t>sobre</w:t>
       </w:r>
       <w:proofErr w:type="spellEnd"/>
       <w:r>
         <w:rPr>
           <w:rFonts w:ascii="Times New Roman" w:hAnsi="Times New Roman" w:cs="Times New Roman"/>
-          <w:sz w:val="24"/>
-          <w:szCs w:val="24"/>
-        </w:rPr>
-        <w:t xml:space="preserve">, Luxembourg 1998; </w:t>
+          <w:i/>
+          <w:sz w:val="24"/>
+          <w:szCs w:val="24"/>
+        </w:rPr>
+        <w:t xml:space="preserve"> Europa</w:t>
+      </w:r>
+      <w:r>
+        <w:rPr>
+          <w:rFonts w:ascii="Times New Roman" w:hAnsi="Times New Roman" w:cs="Times New Roman"/>
+          <w:sz w:val="24"/>
+          <w:szCs w:val="24"/>
+        </w:rPr>
+        <w:t xml:space="preserve">, Madrid 1999; </w:t>
+      </w:r>
+      <w:r>
+        <w:rPr>
+          <w:rFonts w:ascii="Times New Roman" w:hAnsi="Times New Roman" w:cs="Times New Roman"/>
+          <w:i/>
+          <w:sz w:val="24"/>
+          <w:szCs w:val="24"/>
+        </w:rPr>
+        <w:t xml:space="preserve">La Unión Europea ante el </w:t>
       </w:r>
       <w:proofErr w:type="spellStart"/>
       <w:r>
@@ -14131,70 +14172,56 @@
           <w:sz w:val="24"/>
           <w:szCs w:val="24"/>
         </w:rPr>
-        <w:t>Reflexiones</w:t>
+        <w:t>milenio</w:t>
       </w:r>
       <w:proofErr w:type="spellEnd"/>
       <w:r>
         <w:rPr>
           <w:rFonts w:ascii="Times New Roman" w:hAnsi="Times New Roman" w:cs="Times New Roman"/>
-          <w:i/>
-          <w:sz w:val="24"/>
-          <w:szCs w:val="24"/>
-        </w:rPr>
-        <w:t xml:space="preserve"> </w:t>
+          <w:sz w:val="24"/>
+          <w:szCs w:val="24"/>
+        </w:rPr>
+        <w:t xml:space="preserve">, Madrid 2000; </w:t>
+      </w:r>
+      <w:r>
+        <w:rPr>
+          <w:rFonts w:ascii="Times New Roman" w:hAnsi="Times New Roman" w:cs="Times New Roman"/>
+          <w:sz w:val="24"/>
+          <w:szCs w:val="24"/>
+        </w:rPr>
+        <w:t xml:space="preserve">‘La </w:t>
       </w:r>
       <w:proofErr w:type="spellStart"/>
       <w:r>
         <w:rPr>
           <w:rFonts w:ascii="Times New Roman" w:hAnsi="Times New Roman" w:cs="Times New Roman"/>
-          <w:i/>
-          <w:sz w:val="24"/>
-          <w:szCs w:val="24"/>
-        </w:rPr>
-        <w:t>sobre</w:t>
+          <w:sz w:val="24"/>
+          <w:szCs w:val="24"/>
+        </w:rPr>
+        <w:t>política</w:t>
       </w:r>
       <w:proofErr w:type="spellEnd"/>
       <w:r>
         <w:rPr>
           <w:rFonts w:ascii="Times New Roman" w:hAnsi="Times New Roman" w:cs="Times New Roman"/>
-          <w:i/>
-          <w:sz w:val="24"/>
-          <w:szCs w:val="24"/>
-        </w:rPr>
-        <w:t xml:space="preserve"> Europa</w:t>
-      </w:r>
-      <w:r>
-        <w:rPr>
-          <w:rFonts w:ascii="Times New Roman" w:hAnsi="Times New Roman" w:cs="Times New Roman"/>
-          <w:sz w:val="24"/>
-          <w:szCs w:val="24"/>
-        </w:rPr>
-        <w:t xml:space="preserve">, Madrid 1999; </w:t>
-      </w:r>
-      <w:r>
-        <w:rPr>
-          <w:rFonts w:ascii="Times New Roman" w:hAnsi="Times New Roman" w:cs="Times New Roman"/>
-          <w:i/>
-          <w:sz w:val="24"/>
-          <w:szCs w:val="24"/>
-        </w:rPr>
-        <w:t xml:space="preserve">La Unión Europea ante </w:t>
+          <w:sz w:val="24"/>
+          <w:szCs w:val="24"/>
+        </w:rPr>
+        <w:t xml:space="preserve"> exterior </w:t>
       </w:r>
       <w:proofErr w:type="spellStart"/>
       <w:r>
         <w:rPr>
           <w:rFonts w:ascii="Times New Roman" w:hAnsi="Times New Roman" w:cs="Times New Roman"/>
-          <w:i/>
-          <w:sz w:val="24"/>
-          <w:szCs w:val="24"/>
-        </w:rPr>
-        <w:t>el</w:t>
+          <w:sz w:val="24"/>
+          <w:szCs w:val="24"/>
+        </w:rPr>
+        <w:t>en</w:t>
       </w:r>
       <w:proofErr w:type="spellEnd"/>
       <w:r>
         <w:rPr>
           <w:rFonts w:ascii="Times New Roman" w:hAnsi="Times New Roman" w:cs="Times New Roman"/>
-          <w:i/>
           <w:sz w:val="24"/>
           <w:szCs w:val="24"/>
         </w:rPr>
@@ -14204,11 +14231,10 @@
       <w:r>
         <w:rPr>
           <w:rFonts w:ascii="Times New Roman" w:hAnsi="Times New Roman" w:cs="Times New Roman"/>
-          <w:i/>
-          <w:sz w:val="24"/>
-          <w:szCs w:val="24"/>
-        </w:rPr>
-        <w:t>milenio</w:t>
+          <w:sz w:val="24"/>
+          <w:szCs w:val="24"/>
+        </w:rPr>
+        <w:t>los</w:t>
       </w:r>
       <w:proofErr w:type="spellEnd"/>
       <w:r>
@@ -14217,87 +14243,7 @@
           <w:sz w:val="24"/>
           <w:szCs w:val="24"/>
         </w:rPr>
-        <w:t xml:space="preserve">, Madrid 2000; </w:t>
-      </w:r>
-      <w:r>
-        <w:rPr>
-          <w:rFonts w:ascii="Times New Roman" w:hAnsi="Times New Roman" w:cs="Times New Roman"/>
-          <w:sz w:val="24"/>
-          <w:szCs w:val="24"/>
-        </w:rPr>
-        <w:t xml:space="preserve">‘La </w:t>
-      </w:r>
-      <w:proofErr w:type="spellStart"/>
-      <w:r>
-        <w:rPr>
-          <w:rFonts w:ascii="Times New Roman" w:hAnsi="Times New Roman" w:cs="Times New Roman"/>
-          <w:sz w:val="24"/>
-          <w:szCs w:val="24"/>
-        </w:rPr>
-        <w:t>política</w:t>
-      </w:r>
-      <w:proofErr w:type="spellEnd"/>
-      <w:r>
-        <w:rPr>
-          <w:rFonts w:ascii="Times New Roman" w:hAnsi="Times New Roman" w:cs="Times New Roman"/>
-          <w:sz w:val="24"/>
-          <w:szCs w:val="24"/>
-        </w:rPr>
-        <w:t xml:space="preserve"> exterior </w:t>
-      </w:r>
-      <w:proofErr w:type="spellStart"/>
-      <w:r>
-        <w:rPr>
-          <w:rFonts w:ascii="Times New Roman" w:hAnsi="Times New Roman" w:cs="Times New Roman"/>
-          <w:sz w:val="24"/>
-          <w:szCs w:val="24"/>
-        </w:rPr>
-        <w:t>en</w:t>
-      </w:r>
-      <w:proofErr w:type="spellEnd"/>
-      <w:r>
-        <w:rPr>
-          <w:rFonts w:ascii="Times New Roman" w:hAnsi="Times New Roman" w:cs="Times New Roman"/>
-          <w:sz w:val="24"/>
-          <w:szCs w:val="24"/>
-        </w:rPr>
-        <w:t xml:space="preserve"> </w:t>
-      </w:r>
-      <w:proofErr w:type="spellStart"/>
-      <w:r>
-        <w:rPr>
-          <w:rFonts w:ascii="Times New Roman" w:hAnsi="Times New Roman" w:cs="Times New Roman"/>
-          <w:sz w:val="24"/>
-          <w:szCs w:val="24"/>
-        </w:rPr>
-        <w:t>los</w:t>
-      </w:r>
-      <w:proofErr w:type="spellEnd"/>
-      <w:r>
-        <w:rPr>
-          <w:rFonts w:ascii="Times New Roman" w:hAnsi="Times New Roman" w:cs="Times New Roman"/>
-          <w:sz w:val="24"/>
-          <w:szCs w:val="24"/>
-        </w:rPr>
-        <w:t xml:space="preserve"> </w:t>
-      </w:r>
-      <w:proofErr w:type="spellStart"/>
-      <w:r>
-        <w:rPr>
-          <w:rFonts w:ascii="Times New Roman" w:hAnsi="Times New Roman" w:cs="Times New Roman"/>
-          <w:sz w:val="24"/>
-          <w:szCs w:val="24"/>
-        </w:rPr>
-        <w:t>primeros</w:t>
-      </w:r>
-      <w:proofErr w:type="spellEnd"/>
-      <w:r>
-        <w:rPr>
-          <w:rFonts w:ascii="Times New Roman" w:hAnsi="Times New Roman" w:cs="Times New Roman"/>
-          <w:sz w:val="24"/>
-          <w:szCs w:val="24"/>
-        </w:rPr>
-        <w:t xml:space="preserve"> </w:t>
+        <w:t xml:space="preserve"> primeros </w:t>
       </w:r>
       <w:proofErr w:type="spellStart"/>
       <w:r>
@@ -14793,7 +14739,7 @@
         </w:rPr>
         <w:t xml:space="preserve"> </w:t>
       </w:r>
-      <w:hyperlink r:id="rId13" w:history="1">
+      <w:hyperlink r:id="rId12" w:history="1">
         <w:r>
           <w:rPr>
             <w:rStyle w:val="Hyperlink"/>
@@ -14962,27 +14908,7 @@
           <w:sz w:val="24"/>
           <w:szCs w:val="24"/>
         </w:rPr>
-        <w:t xml:space="preserve"> de la Unión Europea y </w:t>
-      </w:r>
-      <w:proofErr w:type="spellStart"/>
-      <w:r>
-        <w:rPr>
-          <w:rFonts w:ascii="Times New Roman" w:hAnsi="Times New Roman" w:cs="Times New Roman"/>
-          <w:color w:val="000000" w:themeColor="text1"/>
-          <w:sz w:val="24"/>
-          <w:szCs w:val="24"/>
-        </w:rPr>
-        <w:t>el</w:t>
-      </w:r>
-      <w:proofErr w:type="spellEnd"/>
-      <w:r>
-        <w:rPr>
-          <w:rFonts w:ascii="Times New Roman" w:hAnsi="Times New Roman" w:cs="Times New Roman"/>
-          <w:color w:val="000000" w:themeColor="text1"/>
-          <w:sz w:val="24"/>
-          <w:szCs w:val="24"/>
-        </w:rPr>
-        <w:t xml:space="preserve"> </w:t>
+        <w:t xml:space="preserve"> de la Unión Europea y el </w:t>
       </w:r>
       <w:proofErr w:type="spellStart"/>
       <w:r>
@@ -17344,7 +17270,7 @@
         </w:rPr>
         <w:t xml:space="preserve"> available at </w:t>
       </w:r>
-      <w:hyperlink r:id="rId14" w:history="1">
+      <w:hyperlink r:id="rId13" w:history="1">
         <w:r>
           <w:rPr>
             <w:rStyle w:val="Hyperlink"/>
@@ -17407,7 +17333,7 @@
         </w:rPr>
         <w:t xml:space="preserve">, 2010, available at </w:t>
       </w:r>
-      <w:hyperlink r:id="rId15" w:history="1">
+      <w:hyperlink r:id="rId14" w:history="1">
         <w:r>
           <w:rPr>
             <w:rStyle w:val="Hyperlink"/>
@@ -17429,7 +17355,7 @@
         </w:rPr>
         <w:t xml:space="preserve">; Oreja’s profile at the Ministry of Foreign Affairs’ website, 2013, available at  </w:t>
       </w:r>
-      <w:hyperlink r:id="rId16" w:history="1">
+      <w:hyperlink r:id="rId15" w:history="1">
         <w:r>
           <w:rPr>
             <w:rStyle w:val="Hyperlink"/>
@@ -17519,7 +17445,7 @@
         </w:rPr>
         <w:t xml:space="preserve">available at </w:t>
       </w:r>
-      <w:hyperlink r:id="rId17" w:history="1">
+      <w:hyperlink r:id="rId16" w:history="1">
         <w:r>
           <w:rPr>
             <w:rStyle w:val="Hyperlink"/>
@@ -17655,7 +17581,7 @@
         </w:rPr>
         <w:t xml:space="preserve">available at </w:t>
       </w:r>
-      <w:hyperlink r:id="rId18" w:history="1">
+      <w:hyperlink r:id="rId17" w:history="1">
         <w:r>
           <w:rPr>
             <w:rStyle w:val="Hyperlink"/>
@@ -17734,7 +17660,7 @@
         </w:rPr>
         <w:t xml:space="preserve"> </w:t>
       </w:r>
-      <w:hyperlink r:id="rId19" w:history="1">
+      <w:hyperlink r:id="rId18" w:history="1">
         <w:r>
           <w:rPr>
             <w:rStyle w:val="Hyperlink"/>
@@ -18064,7 +17990,7 @@
         </w:rPr>
         <w:t xml:space="preserve">Eisenberg, </w:t>
       </w:r>
-      <w:hyperlink r:id="rId20" w:history="1">
+      <w:hyperlink r:id="rId19" w:history="1">
         <w:r>
           <w:rPr>
             <w:rStyle w:val="Hyperlink"/>
@@ -18100,10 +18026,10 @@
       </w:pPr>
     </w:p>
     <w:sectPr>
-      <w:headerReference w:type="even" r:id="rId21"/>
-      <w:headerReference w:type="default" r:id="rId22"/>
-      <w:footerReference w:type="even" r:id="rId23"/>
-      <w:footerReference w:type="default" r:id="rId24"/>
+      <w:headerReference w:type="even" r:id="rId20"/>
+      <w:headerReference w:type="default" r:id="rId21"/>
+      <w:footerReference w:type="even" r:id="rId22"/>
+      <w:footerReference w:type="default" r:id="rId23"/>
       <w:pgSz w:w="11900" w:h="16840"/>
       <w:pgMar w:top="1418" w:right="1418" w:bottom="1418" w:left="1418" w:header="709" w:footer="709" w:gutter="0"/>
       <w:cols w:space="720"/>
@@ -18114,7 +18040,7 @@
 </file>
 
 <file path=word/endnotes.xml><?xml version="1.0" encoding="utf-8"?>
-<w:endnotes xmlns:wpc="http://schemas.microsoft.com/office/word/2010/wordprocessingCanvas" xmlns:cx="http://schemas.microsoft.com/office/drawing/2014/chartex" xmlns:cx1="http://schemas.microsoft.com/office/drawing/2015/9/8/chartex" xmlns:cx2="http://schemas.microsoft.com/office/drawing/2015/10/21/chartex" xmlns:cx3="http://schemas.microsoft.com/office/drawing/2016/5/9/chartex" xmlns:cx4="http://schemas.microsoft.com/office/drawing/2016/5/10/chartex" xmlns:cx5="http://schemas.microsoft.com/office/drawing/2016/5/11/chartex" xmlns:cx6="http://schemas.microsoft.com/office/drawing/2016/5/12/chartex" xmlns:cx7="http://schemas.microsoft.com/office/drawing/2016/5/13/chartex" xmlns:cx8="http://schemas.microsoft.com/office/drawing/2016/5/14/chartex" xmlns:mc="http://schemas.openxmlformats.org/markup-compatibility/2006" xmlns:aink="http://schemas.microsoft.com/office/drawing/2016/ink" xmlns:am3d="http://schemas.microsoft.com/office/drawing/2017/model3d" xmlns:o="urn:schemas-microsoft-com:office:office" xmlns:oel="http://schemas.microsoft.com/office/2019/extlst" xmlns:r="http://schemas.openxmlformats.org/officeDocument/2006/relationships" xmlns:m="http://schemas.openxmlformats.org/officeDocument/2006/math" xmlns:v="urn:schemas-microsoft-com:vml" xmlns:wp14="http://schemas.microsoft.com/office/word/2010/wordprocessingDrawing" xmlns:wp="http://schemas.openxmlformats.org/drawingml/2006/wordprocessingDrawing" xmlns:w10="urn:schemas-microsoft-com:office:word" xmlns:w="http://schemas.openxmlformats.org/wordprocessingml/2006/main" xmlns:w14="http://schemas.microsoft.com/office/word/2010/wordml" xmlns:w15="http://schemas.microsoft.com/office/word/2012/wordml" xmlns:w16cex="http://schemas.microsoft.com/office/word/2018/wordml/cex" xmlns:w16cid="http://schemas.microsoft.com/office/word/2016/wordml/cid" xmlns:w16="http://schemas.microsoft.com/office/word/2018/wordml" xmlns:w16du="http://schemas.microsoft.com/office/word/2023/wordml/word16du" xmlns:w16sdtdh="http://schemas.microsoft.com/office/word/2020/wordml/sdtdatahash" xmlns:w16sdtfl="http://schemas.microsoft.com/office/word/2024/wordml/sdtformatlock" xmlns:w16se="http://schemas.microsoft.com/office/word/2015/wordml/symex" xmlns:wpg="http://schemas.microsoft.com/office/word/2010/wordprocessingGroup" xmlns:wpi="http://schemas.microsoft.com/office/word/2010/wordprocessingInk" xmlns:wne="http://schemas.microsoft.com/office/word/2006/wordml" xmlns:wps="http://schemas.microsoft.com/office/word/2010/wordprocessingShape" mc:Ignorable="w14 w15 w16se w16cid w16 w16cex w16sdtdh w16sdtfl w16du wp14">
+<w:endnotes xmlns:wpc="http://schemas.microsoft.com/office/word/2010/wordprocessingCanvas" xmlns:cx="http://schemas.microsoft.com/office/drawing/2014/chartex" xmlns:cx1="http://schemas.microsoft.com/office/drawing/2015/9/8/chartex" xmlns:cx2="http://schemas.microsoft.com/office/drawing/2015/10/21/chartex" xmlns:cx3="http://schemas.microsoft.com/office/drawing/2016/5/9/chartex" xmlns:cx4="http://schemas.microsoft.com/office/drawing/2016/5/10/chartex" xmlns:cx5="http://schemas.microsoft.com/office/drawing/2016/5/11/chartex" xmlns:cx6="http://schemas.microsoft.com/office/drawing/2016/5/12/chartex" xmlns:cx7="http://schemas.microsoft.com/office/drawing/2016/5/13/chartex" xmlns:cx8="http://schemas.microsoft.com/office/drawing/2016/5/14/chartex" xmlns:mc="http://schemas.openxmlformats.org/markup-compatibility/2006" xmlns:m="http://schemas.openxmlformats.org/officeDocument/2006/math" xmlns:aink="http://schemas.microsoft.com/office/drawing/2016/ink" xmlns:am3d="http://schemas.microsoft.com/office/drawing/2017/model3d" xmlns:oel="http://schemas.microsoft.com/office/2019/extlst" xmlns:r="http://schemas.openxmlformats.org/officeDocument/2006/relationships" xmlns:wp14="http://schemas.microsoft.com/office/word/2010/wordprocessingDrawing" xmlns:wp="http://schemas.openxmlformats.org/drawingml/2006/wordprocessingDrawing" xmlns:wpg="http://schemas.microsoft.com/office/word/2010/wordprocessingGroup" xmlns:wpi="http://schemas.microsoft.com/office/word/2010/wordprocessingInk" xmlns:wps="http://schemas.microsoft.com/office/word/2010/wordprocessingShape" xmlns:o="urn:schemas-microsoft-com:office:office" xmlns:v="urn:schemas-microsoft-com:vml" xmlns:w10="urn:schemas-microsoft-com:office:word" xmlns:w="http://schemas.openxmlformats.org/wordprocessingml/2006/main" xmlns:w14="http://schemas.microsoft.com/office/word/2010/wordml" xmlns:w15="http://schemas.microsoft.com/office/word/2012/wordml" xmlns:w16cei="http://schemas.microsoft.com/office/word/2026/wordml/cei" xmlns:w16cex="http://schemas.microsoft.com/office/word/2018/wordml/cex" xmlns:w16cid="http://schemas.microsoft.com/office/word/2016/wordml/cid" xmlns:w16="http://schemas.microsoft.com/office/word/2018/wordml" xmlns:w16sdtdh="http://schemas.microsoft.com/office/word/2020/wordml/sdtdatahash" xmlns:w16sdtfl="http://schemas.microsoft.com/office/word/2024/wordml/sdtformatlock" xmlns:w16se="http://schemas.microsoft.com/office/word/2015/wordml/symex" xmlns:w16du="http://schemas.microsoft.com/office/word/2023/wordml/word16du" xmlns:wne="http://schemas.microsoft.com/office/word/2006/wordml" mc:Ignorable="w14 w15 w16se w16cid w16 w16cex w16sdtdh w16sdtfl w16du wp14">
   <w:endnote w:type="separator" w:id="-1">
     <w:p>
       <w:r>
@@ -18133,7 +18059,7 @@
 </file>
 
 <file path=word/footer1.xml><?xml version="1.0" encoding="utf-8"?>
-<w:ftr xmlns:wpc="http://schemas.microsoft.com/office/word/2010/wordprocessingCanvas" xmlns:cx="http://schemas.microsoft.com/office/drawing/2014/chartex" xmlns:cx1="http://schemas.microsoft.com/office/drawing/2015/9/8/chartex" xmlns:cx2="http://schemas.microsoft.com/office/drawing/2015/10/21/chartex" xmlns:cx3="http://schemas.microsoft.com/office/drawing/2016/5/9/chartex" xmlns:cx4="http://schemas.microsoft.com/office/drawing/2016/5/10/chartex" xmlns:cx5="http://schemas.microsoft.com/office/drawing/2016/5/11/chartex" xmlns:cx6="http://schemas.microsoft.com/office/drawing/2016/5/12/chartex" xmlns:cx7="http://schemas.microsoft.com/office/drawing/2016/5/13/chartex" xmlns:cx8="http://schemas.microsoft.com/office/drawing/2016/5/14/chartex" xmlns:mc="http://schemas.openxmlformats.org/markup-compatibility/2006" xmlns:aink="http://schemas.microsoft.com/office/drawing/2016/ink" xmlns:am3d="http://schemas.microsoft.com/office/drawing/2017/model3d" xmlns:o="urn:schemas-microsoft-com:office:office" xmlns:oel="http://schemas.microsoft.com/office/2019/extlst" xmlns:r="http://schemas.openxmlformats.org/officeDocument/2006/relationships" xmlns:m="http://schemas.openxmlformats.org/officeDocument/2006/math" xmlns:v="urn:schemas-microsoft-com:vml" xmlns:wp14="http://schemas.microsoft.com/office/word/2010/wordprocessingDrawing" xmlns:wp="http://schemas.openxmlformats.org/drawingml/2006/wordprocessingDrawing" xmlns:w10="urn:schemas-microsoft-com:office:word" xmlns:w="http://schemas.openxmlformats.org/wordprocessingml/2006/main" xmlns:w14="http://schemas.microsoft.com/office/word/2010/wordml" xmlns:w15="http://schemas.microsoft.com/office/word/2012/wordml" xmlns:w16cex="http://schemas.microsoft.com/office/word/2018/wordml/cex" xmlns:w16cid="http://schemas.microsoft.com/office/word/2016/wordml/cid" xmlns:w16="http://schemas.microsoft.com/office/word/2018/wordml" xmlns:w16du="http://schemas.microsoft.com/office/word/2023/wordml/word16du" xmlns:w16sdtdh="http://schemas.microsoft.com/office/word/2020/wordml/sdtdatahash" xmlns:w16sdtfl="http://schemas.microsoft.com/office/word/2024/wordml/sdtformatlock" xmlns:w16se="http://schemas.microsoft.com/office/word/2015/wordml/symex" xmlns:wpg="http://schemas.microsoft.com/office/word/2010/wordprocessingGroup" xmlns:wpi="http://schemas.microsoft.com/office/word/2010/wordprocessingInk" xmlns:wne="http://schemas.microsoft.com/office/word/2006/wordml" xmlns:wps="http://schemas.microsoft.com/office/word/2010/wordprocessingShape" mc:Ignorable="w14 w15 w16se w16cid w16 w16cex w16sdtdh w16sdtfl w16du wp14">
+<w:ftr xmlns:wpc="http://schemas.microsoft.com/office/word/2010/wordprocessingCanvas" xmlns:cx="http://schemas.microsoft.com/office/drawing/2014/chartex" xmlns:cx1="http://schemas.microsoft.com/office/drawing/2015/9/8/chartex" xmlns:cx2="http://schemas.microsoft.com/office/drawing/2015/10/21/chartex" xmlns:cx3="http://schemas.microsoft.com/office/drawing/2016/5/9/chartex" xmlns:cx4="http://schemas.microsoft.com/office/drawing/2016/5/10/chartex" xmlns:cx5="http://schemas.microsoft.com/office/drawing/2016/5/11/chartex" xmlns:cx6="http://schemas.microsoft.com/office/drawing/2016/5/12/chartex" xmlns:cx7="http://schemas.microsoft.com/office/drawing/2016/5/13/chartex" xmlns:cx8="http://schemas.microsoft.com/office/drawing/2016/5/14/chartex" xmlns:mc="http://schemas.openxmlformats.org/markup-compatibility/2006" xmlns:m="http://schemas.openxmlformats.org/officeDocument/2006/math" xmlns:aink="http://schemas.microsoft.com/office/drawing/2016/ink" xmlns:am3d="http://schemas.microsoft.com/office/drawing/2017/model3d" xmlns:oel="http://schemas.microsoft.com/office/2019/extlst" xmlns:r="http://schemas.openxmlformats.org/officeDocument/2006/relationships" xmlns:wp14="http://schemas.microsoft.com/office/word/2010/wordprocessingDrawing" xmlns:wp="http://schemas.openxmlformats.org/drawingml/2006/wordprocessingDrawing" xmlns:wpg="http://schemas.microsoft.com/office/word/2010/wordprocessingGroup" xmlns:wpi="http://schemas.microsoft.com/office/word/2010/wordprocessingInk" xmlns:wps="http://schemas.microsoft.com/office/word/2010/wordprocessingShape" xmlns:o="urn:schemas-microsoft-com:office:office" xmlns:v="urn:schemas-microsoft-com:vml" xmlns:w10="urn:schemas-microsoft-com:office:word" xmlns:w="http://schemas.openxmlformats.org/wordprocessingml/2006/main" xmlns:w14="http://schemas.microsoft.com/office/word/2010/wordml" xmlns:w15="http://schemas.microsoft.com/office/word/2012/wordml" xmlns:w16cei="http://schemas.microsoft.com/office/word/2026/wordml/cei" xmlns:w16cex="http://schemas.microsoft.com/office/word/2018/wordml/cex" xmlns:w16cid="http://schemas.microsoft.com/office/word/2016/wordml/cid" xmlns:w16="http://schemas.microsoft.com/office/word/2018/wordml" xmlns:w16sdtdh="http://schemas.microsoft.com/office/word/2020/wordml/sdtdatahash" xmlns:w16sdtfl="http://schemas.microsoft.com/office/word/2024/wordml/sdtformatlock" xmlns:w16se="http://schemas.microsoft.com/office/word/2015/wordml/symex" xmlns:w16du="http://schemas.microsoft.com/office/word/2023/wordml/word16du" xmlns:wne="http://schemas.microsoft.com/office/word/2006/wordml" mc:Ignorable="w14 w15 w16se w16cid w16 w16cex w16sdtdh w16sdtfl w16du wp14">
   <w:p>
     <w:pPr>
       <w:pStyle w:val="Voettekst"/>
@@ -18171,7 +18097,7 @@
 </file>
 
 <file path=word/footer2.xml><?xml version="1.0" encoding="utf-8"?>
-<w:ftr xmlns:wpc="http://schemas.microsoft.com/office/word/2010/wordprocessingCanvas" xmlns:cx="http://schemas.microsoft.com/office/drawing/2014/chartex" xmlns:cx1="http://schemas.microsoft.com/office/drawing/2015/9/8/chartex" xmlns:cx2="http://schemas.microsoft.com/office/drawing/2015/10/21/chartex" xmlns:cx3="http://schemas.microsoft.com/office/drawing/2016/5/9/chartex" xmlns:cx4="http://schemas.microsoft.com/office/drawing/2016/5/10/chartex" xmlns:cx5="http://schemas.microsoft.com/office/drawing/2016/5/11/chartex" xmlns:cx6="http://schemas.microsoft.com/office/drawing/2016/5/12/chartex" xmlns:cx7="http://schemas.microsoft.com/office/drawing/2016/5/13/chartex" xmlns:cx8="http://schemas.microsoft.com/office/drawing/2016/5/14/chartex" xmlns:mc="http://schemas.openxmlformats.org/markup-compatibility/2006" xmlns:aink="http://schemas.microsoft.com/office/drawing/2016/ink" xmlns:am3d="http://schemas.microsoft.com/office/drawing/2017/model3d" xmlns:o="urn:schemas-microsoft-com:office:office" xmlns:oel="http://schemas.microsoft.com/office/2019/extlst" xmlns:r="http://schemas.openxmlformats.org/officeDocument/2006/relationships" xmlns:m="http://schemas.openxmlformats.org/officeDocument/2006/math" xmlns:v="urn:schemas-microsoft-com:vml" xmlns:wp14="http://schemas.microsoft.com/office/word/2010/wordprocessingDrawing" xmlns:wp="http://schemas.openxmlformats.org/drawingml/2006/wordprocessingDrawing" xmlns:w10="urn:schemas-microsoft-com:office:word" xmlns:w="http://schemas.openxmlformats.org/wordprocessingml/2006/main" xmlns:w14="http://schemas.microsoft.com/office/word/2010/wordml" xmlns:w15="http://schemas.microsoft.com/office/word/2012/wordml" xmlns:w16cex="http://schemas.microsoft.com/office/word/2018/wordml/cex" xmlns:w16cid="http://schemas.microsoft.com/office/word/2016/wordml/cid" xmlns:w16="http://schemas.microsoft.com/office/word/2018/wordml" xmlns:w16du="http://schemas.microsoft.com/office/word/2023/wordml/word16du" xmlns:w16sdtdh="http://schemas.microsoft.com/office/word/2020/wordml/sdtdatahash" xmlns:w16sdtfl="http://schemas.microsoft.com/office/word/2024/wordml/sdtformatlock" xmlns:w16se="http://schemas.microsoft.com/office/word/2015/wordml/symex" xmlns:wpg="http://schemas.microsoft.com/office/word/2010/wordprocessingGroup" xmlns:wpi="http://schemas.microsoft.com/office/word/2010/wordprocessingInk" xmlns:wne="http://schemas.microsoft.com/office/word/2006/wordml" xmlns:wps="http://schemas.microsoft.com/office/word/2010/wordprocessingShape" mc:Ignorable="w14 w15 w16se w16cid w16 w16cex w16sdtdh w16sdtfl w16du wp14">
+<w:ftr xmlns:wpc="http://schemas.microsoft.com/office/word/2010/wordprocessingCanvas" xmlns:cx="http://schemas.microsoft.com/office/drawing/2014/chartex" xmlns:cx1="http://schemas.microsoft.com/office/drawing/2015/9/8/chartex" xmlns:cx2="http://schemas.microsoft.com/office/drawing/2015/10/21/chartex" xmlns:cx3="http://schemas.microsoft.com/office/drawing/2016/5/9/chartex" xmlns:cx4="http://schemas.microsoft.com/office/drawing/2016/5/10/chartex" xmlns:cx5="http://schemas.microsoft.com/office/drawing/2016/5/11/chartex" xmlns:cx6="http://schemas.microsoft.com/office/drawing/2016/5/12/chartex" xmlns:cx7="http://schemas.microsoft.com/office/drawing/2016/5/13/chartex" xmlns:cx8="http://schemas.microsoft.com/office/drawing/2016/5/14/chartex" xmlns:mc="http://schemas.openxmlformats.org/markup-compatibility/2006" xmlns:m="http://schemas.openxmlformats.org/officeDocument/2006/math" xmlns:aink="http://schemas.microsoft.com/office/drawing/2016/ink" xmlns:am3d="http://schemas.microsoft.com/office/drawing/2017/model3d" xmlns:oel="http://schemas.microsoft.com/office/2019/extlst" xmlns:r="http://schemas.openxmlformats.org/officeDocument/2006/relationships" xmlns:wp14="http://schemas.microsoft.com/office/word/2010/wordprocessingDrawing" xmlns:wp="http://schemas.openxmlformats.org/drawingml/2006/wordprocessingDrawing" xmlns:wpg="http://schemas.microsoft.com/office/word/2010/wordprocessingGroup" xmlns:wpi="http://schemas.microsoft.com/office/word/2010/wordprocessingInk" xmlns:wps="http://schemas.microsoft.com/office/word/2010/wordprocessingShape" xmlns:o="urn:schemas-microsoft-com:office:office" xmlns:v="urn:schemas-microsoft-com:vml" xmlns:w10="urn:schemas-microsoft-com:office:word" xmlns:w="http://schemas.openxmlformats.org/wordprocessingml/2006/main" xmlns:w14="http://schemas.microsoft.com/office/word/2010/wordml" xmlns:w15="http://schemas.microsoft.com/office/word/2012/wordml" xmlns:w16cei="http://schemas.microsoft.com/office/word/2026/wordml/cei" xmlns:w16cex="http://schemas.microsoft.com/office/word/2018/wordml/cex" xmlns:w16cid="http://schemas.microsoft.com/office/word/2016/wordml/cid" xmlns:w16="http://schemas.microsoft.com/office/word/2018/wordml" xmlns:w16sdtdh="http://schemas.microsoft.com/office/word/2020/wordml/sdtdatahash" xmlns:w16sdtfl="http://schemas.microsoft.com/office/word/2024/wordml/sdtformatlock" xmlns:w16se="http://schemas.microsoft.com/office/word/2015/wordml/symex" xmlns:w16du="http://schemas.microsoft.com/office/word/2023/wordml/word16du" xmlns:wne="http://schemas.microsoft.com/office/word/2006/wordml" mc:Ignorable="w14 w15 w16se w16cid w16 w16cex w16sdtdh w16sdtfl w16du wp14">
   <w:p>
     <w:pPr>
       <w:pStyle w:val="Voettekst"/>
@@ -18220,7 +18146,7 @@
 </file>
 
 <file path=word/footnotes.xml><?xml version="1.0" encoding="utf-8"?>
-<w:footnotes xmlns:wpc="http://schemas.microsoft.com/office/word/2010/wordprocessingCanvas" xmlns:cx="http://schemas.microsoft.com/office/drawing/2014/chartex" xmlns:cx1="http://schemas.microsoft.com/office/drawing/2015/9/8/chartex" xmlns:cx2="http://schemas.microsoft.com/office/drawing/2015/10/21/chartex" xmlns:cx3="http://schemas.microsoft.com/office/drawing/2016/5/9/chartex" xmlns:cx4="http://schemas.microsoft.com/office/drawing/2016/5/10/chartex" xmlns:cx5="http://schemas.microsoft.com/office/drawing/2016/5/11/chartex" xmlns:cx6="http://schemas.microsoft.com/office/drawing/2016/5/12/chartex" xmlns:cx7="http://schemas.microsoft.com/office/drawing/2016/5/13/chartex" xmlns:cx8="http://schemas.microsoft.com/office/drawing/2016/5/14/chartex" xmlns:mc="http://schemas.openxmlformats.org/markup-compatibility/2006" xmlns:aink="http://schemas.microsoft.com/office/drawing/2016/ink" xmlns:am3d="http://schemas.microsoft.com/office/drawing/2017/model3d" xmlns:o="urn:schemas-microsoft-com:office:office" xmlns:oel="http://schemas.microsoft.com/office/2019/extlst" xmlns:r="http://schemas.openxmlformats.org/officeDocument/2006/relationships" xmlns:m="http://schemas.openxmlformats.org/officeDocument/2006/math" xmlns:v="urn:schemas-microsoft-com:vml" xmlns:wp14="http://schemas.microsoft.com/office/word/2010/wordprocessingDrawing" xmlns:wp="http://schemas.openxmlformats.org/drawingml/2006/wordprocessingDrawing" xmlns:w10="urn:schemas-microsoft-com:office:word" xmlns:w="http://schemas.openxmlformats.org/wordprocessingml/2006/main" xmlns:w14="http://schemas.microsoft.com/office/word/2010/wordml" xmlns:w15="http://schemas.microsoft.com/office/word/2012/wordml" xmlns:w16cex="http://schemas.microsoft.com/office/word/2018/wordml/cex" xmlns:w16cid="http://schemas.microsoft.com/office/word/2016/wordml/cid" xmlns:w16="http://schemas.microsoft.com/office/word/2018/wordml" xmlns:w16du="http://schemas.microsoft.com/office/word/2023/wordml/word16du" xmlns:w16sdtdh="http://schemas.microsoft.com/office/word/2020/wordml/sdtdatahash" xmlns:w16sdtfl="http://schemas.microsoft.com/office/word/2024/wordml/sdtformatlock" xmlns:w16se="http://schemas.microsoft.com/office/word/2015/wordml/symex" xmlns:wpg="http://schemas.microsoft.com/office/word/2010/wordprocessingGroup" xmlns:wpi="http://schemas.microsoft.com/office/word/2010/wordprocessingInk" xmlns:wne="http://schemas.microsoft.com/office/word/2006/wordml" xmlns:wps="http://schemas.microsoft.com/office/word/2010/wordprocessingShape" mc:Ignorable="w14 w15 w16se w16cid w16 w16cex w16sdtdh w16sdtfl w16du wp14">
+<w:footnotes xmlns:wpc="http://schemas.microsoft.com/office/word/2010/wordprocessingCanvas" xmlns:cx="http://schemas.microsoft.com/office/drawing/2014/chartex" xmlns:cx1="http://schemas.microsoft.com/office/drawing/2015/9/8/chartex" xmlns:cx2="http://schemas.microsoft.com/office/drawing/2015/10/21/chartex" xmlns:cx3="http://schemas.microsoft.com/office/drawing/2016/5/9/chartex" xmlns:cx4="http://schemas.microsoft.com/office/drawing/2016/5/10/chartex" xmlns:cx5="http://schemas.microsoft.com/office/drawing/2016/5/11/chartex" xmlns:cx6="http://schemas.microsoft.com/office/drawing/2016/5/12/chartex" xmlns:cx7="http://schemas.microsoft.com/office/drawing/2016/5/13/chartex" xmlns:cx8="http://schemas.microsoft.com/office/drawing/2016/5/14/chartex" xmlns:mc="http://schemas.openxmlformats.org/markup-compatibility/2006" xmlns:m="http://schemas.openxmlformats.org/officeDocument/2006/math" xmlns:aink="http://schemas.microsoft.com/office/drawing/2016/ink" xmlns:am3d="http://schemas.microsoft.com/office/drawing/2017/model3d" xmlns:oel="http://schemas.microsoft.com/office/2019/extlst" xmlns:r="http://schemas.openxmlformats.org/officeDocument/2006/relationships" xmlns:wp14="http://schemas.microsoft.com/office/word/2010/wordprocessingDrawing" xmlns:wp="http://schemas.openxmlformats.org/drawingml/2006/wordprocessingDrawing" xmlns:wpg="http://schemas.microsoft.com/office/word/2010/wordprocessingGroup" xmlns:wpi="http://schemas.microsoft.com/office/word/2010/wordprocessingInk" xmlns:wps="http://schemas.microsoft.com/office/word/2010/wordprocessingShape" xmlns:o="urn:schemas-microsoft-com:office:office" xmlns:v="urn:schemas-microsoft-com:vml" xmlns:w10="urn:schemas-microsoft-com:office:word" xmlns:w="http://schemas.openxmlformats.org/wordprocessingml/2006/main" xmlns:w14="http://schemas.microsoft.com/office/word/2010/wordml" xmlns:w15="http://schemas.microsoft.com/office/word/2012/wordml" xmlns:w16cei="http://schemas.microsoft.com/office/word/2026/wordml/cei" xmlns:w16cex="http://schemas.microsoft.com/office/word/2018/wordml/cex" xmlns:w16cid="http://schemas.microsoft.com/office/word/2016/wordml/cid" xmlns:w16="http://schemas.microsoft.com/office/word/2018/wordml" xmlns:w16sdtdh="http://schemas.microsoft.com/office/word/2020/wordml/sdtdatahash" xmlns:w16sdtfl="http://schemas.microsoft.com/office/word/2024/wordml/sdtformatlock" xmlns:w16se="http://schemas.microsoft.com/office/word/2015/wordml/symex" xmlns:w16du="http://schemas.microsoft.com/office/word/2023/wordml/word16du" xmlns:wne="http://schemas.microsoft.com/office/word/2006/wordml" mc:Ignorable="w14 w15 w16se w16cid w16 w16cex w16sdtdh w16sdtfl w16du wp14">
   <w:footnote w:type="separator" w:id="-1">
     <w:p>
       <w:r>
@@ -18239,7 +18165,7 @@
 </file>
 
 <file path=word/header1.xml><?xml version="1.0" encoding="utf-8"?>
-<w:hdr xmlns:wpc="http://schemas.microsoft.com/office/word/2010/wordprocessingCanvas" xmlns:cx="http://schemas.microsoft.com/office/drawing/2014/chartex" xmlns:cx1="http://schemas.microsoft.com/office/drawing/2015/9/8/chartex" xmlns:cx2="http://schemas.microsoft.com/office/drawing/2015/10/21/chartex" xmlns:cx3="http://schemas.microsoft.com/office/drawing/2016/5/9/chartex" xmlns:cx4="http://schemas.microsoft.com/office/drawing/2016/5/10/chartex" xmlns:cx5="http://schemas.microsoft.com/office/drawing/2016/5/11/chartex" xmlns:cx6="http://schemas.microsoft.com/office/drawing/2016/5/12/chartex" xmlns:cx7="http://schemas.microsoft.com/office/drawing/2016/5/13/chartex" xmlns:cx8="http://schemas.microsoft.com/office/drawing/2016/5/14/chartex" xmlns:mc="http://schemas.openxmlformats.org/markup-compatibility/2006" xmlns:aink="http://schemas.microsoft.com/office/drawing/2016/ink" xmlns:am3d="http://schemas.microsoft.com/office/drawing/2017/model3d" xmlns:o="urn:schemas-microsoft-com:office:office" xmlns:oel="http://schemas.microsoft.com/office/2019/extlst" xmlns:r="http://schemas.openxmlformats.org/officeDocument/2006/relationships" xmlns:m="http://schemas.openxmlformats.org/officeDocument/2006/math" xmlns:v="urn:schemas-microsoft-com:vml" xmlns:wp14="http://schemas.microsoft.com/office/word/2010/wordprocessingDrawing" xmlns:wp="http://schemas.openxmlformats.org/drawingml/2006/wordprocessingDrawing" xmlns:w10="urn:schemas-microsoft-com:office:word" xmlns:w="http://schemas.openxmlformats.org/wordprocessingml/2006/main" xmlns:w14="http://schemas.microsoft.com/office/word/2010/wordml" xmlns:w15="http://schemas.microsoft.com/office/word/2012/wordml" xmlns:w16cex="http://schemas.microsoft.com/office/word/2018/wordml/cex" xmlns:w16cid="http://schemas.microsoft.com/office/word/2016/wordml/cid" xmlns:w16="http://schemas.microsoft.com/office/word/2018/wordml" xmlns:w16du="http://schemas.microsoft.com/office/word/2023/wordml/word16du" xmlns:w16sdtdh="http://schemas.microsoft.com/office/word/2020/wordml/sdtdatahash" xmlns:w16sdtfl="http://schemas.microsoft.com/office/word/2024/wordml/sdtformatlock" xmlns:w16se="http://schemas.microsoft.com/office/word/2015/wordml/symex" xmlns:wpg="http://schemas.microsoft.com/office/word/2010/wordprocessingGroup" xmlns:wpi="http://schemas.microsoft.com/office/word/2010/wordprocessingInk" xmlns:wne="http://schemas.microsoft.com/office/word/2006/wordml" xmlns:wps="http://schemas.microsoft.com/office/word/2010/wordprocessingShape" mc:Ignorable="w14 w15 w16se w16cid w16 w16cex w16sdtdh w16sdtfl w16du wp14">
+<w:hdr xmlns:wpc="http://schemas.microsoft.com/office/word/2010/wordprocessingCanvas" xmlns:cx="http://schemas.microsoft.com/office/drawing/2014/chartex" xmlns:cx1="http://schemas.microsoft.com/office/drawing/2015/9/8/chartex" xmlns:cx2="http://schemas.microsoft.com/office/drawing/2015/10/21/chartex" xmlns:cx3="http://schemas.microsoft.com/office/drawing/2016/5/9/chartex" xmlns:cx4="http://schemas.microsoft.com/office/drawing/2016/5/10/chartex" xmlns:cx5="http://schemas.microsoft.com/office/drawing/2016/5/11/chartex" xmlns:cx6="http://schemas.microsoft.com/office/drawing/2016/5/12/chartex" xmlns:cx7="http://schemas.microsoft.com/office/drawing/2016/5/13/chartex" xmlns:cx8="http://schemas.microsoft.com/office/drawing/2016/5/14/chartex" xmlns:mc="http://schemas.openxmlformats.org/markup-compatibility/2006" xmlns:m="http://schemas.openxmlformats.org/officeDocument/2006/math" xmlns:aink="http://schemas.microsoft.com/office/drawing/2016/ink" xmlns:am3d="http://schemas.microsoft.com/office/drawing/2017/model3d" xmlns:oel="http://schemas.microsoft.com/office/2019/extlst" xmlns:r="http://schemas.openxmlformats.org/officeDocument/2006/relationships" xmlns:wp14="http://schemas.microsoft.com/office/word/2010/wordprocessingDrawing" xmlns:wp="http://schemas.openxmlformats.org/drawingml/2006/wordprocessingDrawing" xmlns:wpg="http://schemas.microsoft.com/office/word/2010/wordprocessingGroup" xmlns:wpi="http://schemas.microsoft.com/office/word/2010/wordprocessingInk" xmlns:wps="http://schemas.microsoft.com/office/word/2010/wordprocessingShape" xmlns:o="urn:schemas-microsoft-com:office:office" xmlns:v="urn:schemas-microsoft-com:vml" xmlns:w10="urn:schemas-microsoft-com:office:word" xmlns:w="http://schemas.openxmlformats.org/wordprocessingml/2006/main" xmlns:w14="http://schemas.microsoft.com/office/word/2010/wordml" xmlns:w15="http://schemas.microsoft.com/office/word/2012/wordml" xmlns:w16cei="http://schemas.microsoft.com/office/word/2026/wordml/cei" xmlns:w16cex="http://schemas.microsoft.com/office/word/2018/wordml/cex" xmlns:w16cid="http://schemas.microsoft.com/office/word/2016/wordml/cid" xmlns:w16="http://schemas.microsoft.com/office/word/2018/wordml" xmlns:w16sdtdh="http://schemas.microsoft.com/office/word/2020/wordml/sdtdatahash" xmlns:w16sdtfl="http://schemas.microsoft.com/office/word/2024/wordml/sdtformatlock" xmlns:w16se="http://schemas.microsoft.com/office/word/2015/wordml/symex" xmlns:w16du="http://schemas.microsoft.com/office/word/2023/wordml/word16du" xmlns:wne="http://schemas.microsoft.com/office/word/2006/wordml" mc:Ignorable="w14 w15 w16se w16cid w16 w16cex w16sdtdh w16sdtfl w16du wp14">
   <w:p>
     <w:pPr>
       <w:pStyle w:val="Koptekst"/>
@@ -18277,7 +18203,7 @@
 </file>
 
 <file path=word/header2.xml><?xml version="1.0" encoding="utf-8"?>
-<w:hdr xmlns:wpc="http://schemas.microsoft.com/office/word/2010/wordprocessingCanvas" xmlns:cx="http://schemas.microsoft.com/office/drawing/2014/chartex" xmlns:cx1="http://schemas.microsoft.com/office/drawing/2015/9/8/chartex" xmlns:cx2="http://schemas.microsoft.com/office/drawing/2015/10/21/chartex" xmlns:cx3="http://schemas.microsoft.com/office/drawing/2016/5/9/chartex" xmlns:cx4="http://schemas.microsoft.com/office/drawing/2016/5/10/chartex" xmlns:cx5="http://schemas.microsoft.com/office/drawing/2016/5/11/chartex" xmlns:cx6="http://schemas.microsoft.com/office/drawing/2016/5/12/chartex" xmlns:cx7="http://schemas.microsoft.com/office/drawing/2016/5/13/chartex" xmlns:cx8="http://schemas.microsoft.com/office/drawing/2016/5/14/chartex" xmlns:mc="http://schemas.openxmlformats.org/markup-compatibility/2006" xmlns:aink="http://schemas.microsoft.com/office/drawing/2016/ink" xmlns:am3d="http://schemas.microsoft.com/office/drawing/2017/model3d" xmlns:o="urn:schemas-microsoft-com:office:office" xmlns:oel="http://schemas.microsoft.com/office/2019/extlst" xmlns:r="http://schemas.openxmlformats.org/officeDocument/2006/relationships" xmlns:m="http://schemas.openxmlformats.org/officeDocument/2006/math" xmlns:v="urn:schemas-microsoft-com:vml" xmlns:wp14="http://schemas.microsoft.com/office/word/2010/wordprocessingDrawing" xmlns:wp="http://schemas.openxmlformats.org/drawingml/2006/wordprocessingDrawing" xmlns:w10="urn:schemas-microsoft-com:office:word" xmlns:w="http://schemas.openxmlformats.org/wordprocessingml/2006/main" xmlns:w14="http://schemas.microsoft.com/office/word/2010/wordml" xmlns:w15="http://schemas.microsoft.com/office/word/2012/wordml" xmlns:w16cex="http://schemas.microsoft.com/office/word/2018/wordml/cex" xmlns:w16cid="http://schemas.microsoft.com/office/word/2016/wordml/cid" xmlns:w16="http://schemas.microsoft.com/office/word/2018/wordml" xmlns:w16du="http://schemas.microsoft.com/office/word/2023/wordml/word16du" xmlns:w16sdtdh="http://schemas.microsoft.com/office/word/2020/wordml/sdtdatahash" xmlns:w16sdtfl="http://schemas.microsoft.com/office/word/2024/wordml/sdtformatlock" xmlns:w16se="http://schemas.microsoft.com/office/word/2015/wordml/symex" xmlns:wpg="http://schemas.microsoft.com/office/word/2010/wordprocessingGroup" xmlns:wpi="http://schemas.microsoft.com/office/word/2010/wordprocessingInk" xmlns:wne="http://schemas.microsoft.com/office/word/2006/wordml" xmlns:wps="http://schemas.microsoft.com/office/word/2010/wordprocessingShape" mc:Ignorable="w14 w15 w16se w16cid w16 w16cex w16sdtdh w16sdtfl w16du wp14">
+<w:hdr xmlns:wpc="http://schemas.microsoft.com/office/word/2010/wordprocessingCanvas" xmlns:cx="http://schemas.microsoft.com/office/drawing/2014/chartex" xmlns:cx1="http://schemas.microsoft.com/office/drawing/2015/9/8/chartex" xmlns:cx2="http://schemas.microsoft.com/office/drawing/2015/10/21/chartex" xmlns:cx3="http://schemas.microsoft.com/office/drawing/2016/5/9/chartex" xmlns:cx4="http://schemas.microsoft.com/office/drawing/2016/5/10/chartex" xmlns:cx5="http://schemas.microsoft.com/office/drawing/2016/5/11/chartex" xmlns:cx6="http://schemas.microsoft.com/office/drawing/2016/5/12/chartex" xmlns:cx7="http://schemas.microsoft.com/office/drawing/2016/5/13/chartex" xmlns:cx8="http://schemas.microsoft.com/office/drawing/2016/5/14/chartex" xmlns:mc="http://schemas.openxmlformats.org/markup-compatibility/2006" xmlns:m="http://schemas.openxmlformats.org/officeDocument/2006/math" xmlns:aink="http://schemas.microsoft.com/office/drawing/2016/ink" xmlns:am3d="http://schemas.microsoft.com/office/drawing/2017/model3d" xmlns:oel="http://schemas.microsoft.com/office/2019/extlst" xmlns:r="http://schemas.openxmlformats.org/officeDocument/2006/relationships" xmlns:wp14="http://schemas.microsoft.com/office/word/2010/wordprocessingDrawing" xmlns:wp="http://schemas.openxmlformats.org/drawingml/2006/wordprocessingDrawing" xmlns:wpg="http://schemas.microsoft.com/office/word/2010/wordprocessingGroup" xmlns:wpi="http://schemas.microsoft.com/office/word/2010/wordprocessingInk" xmlns:wps="http://schemas.microsoft.com/office/word/2010/wordprocessingShape" xmlns:o="urn:schemas-microsoft-com:office:office" xmlns:v="urn:schemas-microsoft-com:vml" xmlns:w10="urn:schemas-microsoft-com:office:word" xmlns:w="http://schemas.openxmlformats.org/wordprocessingml/2006/main" xmlns:w14="http://schemas.microsoft.com/office/word/2010/wordml" xmlns:w15="http://schemas.microsoft.com/office/word/2012/wordml" xmlns:w16cei="http://schemas.microsoft.com/office/word/2026/wordml/cei" xmlns:w16cex="http://schemas.microsoft.com/office/word/2018/wordml/cex" xmlns:w16cid="http://schemas.microsoft.com/office/word/2016/wordml/cid" xmlns:w16="http://schemas.microsoft.com/office/word/2018/wordml" xmlns:w16sdtdh="http://schemas.microsoft.com/office/word/2020/wordml/sdtdatahash" xmlns:w16sdtfl="http://schemas.microsoft.com/office/word/2024/wordml/sdtformatlock" xmlns:w16se="http://schemas.microsoft.com/office/word/2015/wordml/symex" xmlns:w16du="http://schemas.microsoft.com/office/word/2023/wordml/word16du" xmlns:wne="http://schemas.microsoft.com/office/word/2006/wordml" mc:Ignorable="w14 w15 w16se w16cid w16 w16cex w16sdtdh w16sdtfl w16du wp14">
   <w:p>
     <w:pPr>
       <w:pStyle w:val="Koptekst"/>
@@ -18338,7 +18264,7 @@
 </file>
 
 <file path=word/numbering.xml><?xml version="1.0" encoding="utf-8"?>
-<w:numbering xmlns:wpc="http://schemas.microsoft.com/office/word/2010/wordprocessingCanvas" xmlns:cx="http://schemas.microsoft.com/office/drawing/2014/chartex" xmlns:cx1="http://schemas.microsoft.com/office/drawing/2015/9/8/chartex" xmlns:cx2="http://schemas.microsoft.com/office/drawing/2015/10/21/chartex" xmlns:cx3="http://schemas.microsoft.com/office/drawing/2016/5/9/chartex" xmlns:cx4="http://schemas.microsoft.com/office/drawing/2016/5/10/chartex" xmlns:cx5="http://schemas.microsoft.com/office/drawing/2016/5/11/chartex" xmlns:cx6="http://schemas.microsoft.com/office/drawing/2016/5/12/chartex" xmlns:cx7="http://schemas.microsoft.com/office/drawing/2016/5/13/chartex" xmlns:cx8="http://schemas.microsoft.com/office/drawing/2016/5/14/chartex" xmlns:mc="http://schemas.openxmlformats.org/markup-compatibility/2006" xmlns:aink="http://schemas.microsoft.com/office/drawing/2016/ink" xmlns:am3d="http://schemas.microsoft.com/office/drawing/2017/model3d" xmlns:o="urn:schemas-microsoft-com:office:office" xmlns:oel="http://schemas.microsoft.com/office/2019/extlst" xmlns:r="http://schemas.openxmlformats.org/officeDocument/2006/relationships" xmlns:m="http://schemas.openxmlformats.org/officeDocument/2006/math" xmlns:v="urn:schemas-microsoft-com:vml" xmlns:wp14="http://schemas.microsoft.com/office/word/2010/wordprocessingDrawing" xmlns:wp="http://schemas.openxmlformats.org/drawingml/2006/wordprocessingDrawing" xmlns:w10="urn:schemas-microsoft-com:office:word" xmlns:w="http://schemas.openxmlformats.org/wordprocessingml/2006/main" xmlns:w14="http://schemas.microsoft.com/office/word/2010/wordml" xmlns:w15="http://schemas.microsoft.com/office/word/2012/wordml" xmlns:w16cex="http://schemas.microsoft.com/office/word/2018/wordml/cex" xmlns:w16cid="http://schemas.microsoft.com/office/word/2016/wordml/cid" xmlns:w16="http://schemas.microsoft.com/office/word/2018/wordml" xmlns:w16du="http://schemas.microsoft.com/office/word/2023/wordml/word16du" xmlns:w16sdtdh="http://schemas.microsoft.com/office/word/2020/wordml/sdtdatahash" xmlns:w16sdtfl="http://schemas.microsoft.com/office/word/2024/wordml/sdtformatlock" xmlns:w16se="http://schemas.microsoft.com/office/word/2015/wordml/symex" xmlns:wpg="http://schemas.microsoft.com/office/word/2010/wordprocessingGroup" xmlns:wpi="http://schemas.microsoft.com/office/word/2010/wordprocessingInk" xmlns:wne="http://schemas.microsoft.com/office/word/2006/wordml" xmlns:wps="http://schemas.microsoft.com/office/word/2010/wordprocessingShape" mc:Ignorable="w14 w15 w16se w16cid w16 w16cex w16sdtdh w16sdtfl w16du wp14">
+<w:numbering xmlns:wpc="http://schemas.microsoft.com/office/word/2010/wordprocessingCanvas" xmlns:cx="http://schemas.microsoft.com/office/drawing/2014/chartex" xmlns:cx1="http://schemas.microsoft.com/office/drawing/2015/9/8/chartex" xmlns:cx2="http://schemas.microsoft.com/office/drawing/2015/10/21/chartex" xmlns:cx3="http://schemas.microsoft.com/office/drawing/2016/5/9/chartex" xmlns:cx4="http://schemas.microsoft.com/office/drawing/2016/5/10/chartex" xmlns:cx5="http://schemas.microsoft.com/office/drawing/2016/5/11/chartex" xmlns:cx6="http://schemas.microsoft.com/office/drawing/2016/5/12/chartex" xmlns:cx7="http://schemas.microsoft.com/office/drawing/2016/5/13/chartex" xmlns:cx8="http://schemas.microsoft.com/office/drawing/2016/5/14/chartex" xmlns:mc="http://schemas.openxmlformats.org/markup-compatibility/2006" xmlns:m="http://schemas.openxmlformats.org/officeDocument/2006/math" xmlns:aink="http://schemas.microsoft.com/office/drawing/2016/ink" xmlns:am3d="http://schemas.microsoft.com/office/drawing/2017/model3d" xmlns:oel="http://schemas.microsoft.com/office/2019/extlst" xmlns:r="http://schemas.openxmlformats.org/officeDocument/2006/relationships" xmlns:wp14="http://schemas.microsoft.com/office/word/2010/wordprocessingDrawing" xmlns:wp="http://schemas.openxmlformats.org/drawingml/2006/wordprocessingDrawing" xmlns:wpg="http://schemas.microsoft.com/office/word/2010/wordprocessingGroup" xmlns:wpi="http://schemas.microsoft.com/office/word/2010/wordprocessingInk" xmlns:wps="http://schemas.microsoft.com/office/word/2010/wordprocessingShape" xmlns:o="urn:schemas-microsoft-com:office:office" xmlns:v="urn:schemas-microsoft-com:vml" xmlns:w10="urn:schemas-microsoft-com:office:word" xmlns:w="http://schemas.openxmlformats.org/wordprocessingml/2006/main" xmlns:w14="http://schemas.microsoft.com/office/word/2010/wordml" xmlns:w15="http://schemas.microsoft.com/office/word/2012/wordml" xmlns:w16cei="http://schemas.microsoft.com/office/word/2026/wordml/cei" xmlns:w16cex="http://schemas.microsoft.com/office/word/2018/wordml/cex" xmlns:w16cid="http://schemas.microsoft.com/office/word/2016/wordml/cid" xmlns:w16="http://schemas.microsoft.com/office/word/2018/wordml" xmlns:w16sdtdh="http://schemas.microsoft.com/office/word/2020/wordml/sdtdatahash" xmlns:w16sdtfl="http://schemas.microsoft.com/office/word/2024/wordml/sdtformatlock" xmlns:w16se="http://schemas.microsoft.com/office/word/2015/wordml/symex" xmlns:w16du="http://schemas.microsoft.com/office/word/2023/wordml/word16du" xmlns:wne="http://schemas.microsoft.com/office/word/2006/wordml" mc:Ignorable="w14 w15 w16se w16cid w16 w16cex w16sdtdh w16sdtfl w16du wp14">
   <w:abstractNum w:abstractNumId="0" w15:restartNumberingAfterBreak="0">
     <w:nsid w:val="00000001"/>
     <w:multiLevelType w:val="hybridMultilevel"/>
@@ -18840,7 +18766,7 @@
 </file>
 
 <file path=word/styles.xml><?xml version="1.0" encoding="utf-8"?>
-<w:styles xmlns:mc="http://schemas.openxmlformats.org/markup-compatibility/2006" xmlns:r="http://schemas.openxmlformats.org/officeDocument/2006/relationships" xmlns:w="http://schemas.openxmlformats.org/wordprocessingml/2006/main" xmlns:w14="http://schemas.microsoft.com/office/word/2010/wordml" xmlns:w15="http://schemas.microsoft.com/office/word/2012/wordml" xmlns:w16cex="http://schemas.microsoft.com/office/word/2018/wordml/cex" xmlns:w16cid="http://schemas.microsoft.com/office/word/2016/wordml/cid" xmlns:w16="http://schemas.microsoft.com/office/word/2018/wordml" xmlns:w16du="http://schemas.microsoft.com/office/word/2023/wordml/word16du" xmlns:w16sdtdh="http://schemas.microsoft.com/office/word/2020/wordml/sdtdatahash" xmlns:w16sdtfl="http://schemas.microsoft.com/office/word/2024/wordml/sdtformatlock" xmlns:w16se="http://schemas.microsoft.com/office/word/2015/wordml/symex" mc:Ignorable="w14 w15 w16se w16cid w16 w16cex w16sdtdh w16sdtfl w16du">
+<w:styles xmlns:mc="http://schemas.openxmlformats.org/markup-compatibility/2006" xmlns:r="http://schemas.openxmlformats.org/officeDocument/2006/relationships" xmlns:w="http://schemas.openxmlformats.org/wordprocessingml/2006/main" xmlns:w14="http://schemas.microsoft.com/office/word/2010/wordml" xmlns:w15="http://schemas.microsoft.com/office/word/2012/wordml" xmlns:w16cex="http://schemas.microsoft.com/office/word/2018/wordml/cex" xmlns:w16cid="http://schemas.microsoft.com/office/word/2016/wordml/cid" xmlns:w16="http://schemas.microsoft.com/office/word/2018/wordml" xmlns:w16sdtdh="http://schemas.microsoft.com/office/word/2020/wordml/sdtdatahash" xmlns:w16sdtfl="http://schemas.microsoft.com/office/word/2024/wordml/sdtformatlock" xmlns:w16se="http://schemas.microsoft.com/office/word/2015/wordml/symex" xmlns:w16du="http://schemas.microsoft.com/office/word/2023/wordml/word16du" mc:Ignorable="w14 w15 w16se w16cid w16 w16cex w16sdtdh w16sdtfl w16du">
   <w:docDefaults>
     <w:rPrDefault>
       <w:rPr>
